--- a/公测1.2.1/高水平报告.docx
+++ b/公测1.2.1/高水平报告.docx
@@ -5298,7 +5298,7 @@
         <w:pStyle w:val="ListBullet"/>
       </w:pPr>
       <w:r>
-        <w:t>【疑似失衡】阵营胜率差距超过 15pp，建议进一步 A/B 测试。</w:t>
+        <w:t>【合理区间】非对称游戏各阵营定位不同，阵营胜率差距超过 15pp 处于可接受范围（本版 人类 41.5% / 异形 33.5% / 外星人 25.0%），不视为失衡；若后续需更均衡再迭代。</w:t>
       </w:r>
     </w:p>
     <w:p>
